--- a/方案说明书/大连财经学院_径舟_方案说明书(1)(1).docx
+++ b/方案说明书/大连财经学院_径舟_方案说明书(1)(1).docx
@@ -726,11 +726,7 @@
         </w:rPr>
       </w:pPr>
       <w:r>
-        <w:rPr>
-          <w:rFonts w:ascii="Times New Roman" w:hAnsi="Times New Roman" w:eastAsia="仿宋"/>
-          <w:sz w:val="28"/>
-        </w:rPr>
-        <w:t>径舟是一款面向学生群体的轻量级AI知识学习工具，名称取自「书山有路勤为径，学海无涯苦做舟」。项目旨在解决学生在学习过程中面临的三个核心痛点：</w:t>
+        <w:t>径舟是一款面向学生群体的轻量级AI知识学习工具，名称取自「书山有路勤为径，学海无涯苦作舟」。项目旨在解决学生在学习过程中面临的三个核心痛点：</w:t>
       </w:r>
     </w:p>
     <w:p>
@@ -865,11 +861,7 @@
         <w:ind w:firstLine="420" w:firstLineChars="0"/>
       </w:pPr>
       <w:r>
-        <w:rPr>
-          <w:rFonts w:ascii="Times New Roman" w:hAnsi="Times New Roman" w:eastAsia="仿宋"/>
-          <w:sz w:val="28"/>
-        </w:rPr>
-        <w:t>现有知识库产品依赖云端向量数据库和复杂部署，普通学生难以自建，且存在源数量上限、必须联网等限制。</w:t>
+        <w:t>现有知识库产品依赖云端向量数据库和复杂部署，普通学生难以自建，且存在数据源数量上限、必须联网等限制。</w:t>
       </w:r>
     </w:p>
     <w:p>
@@ -1119,11 +1111,37 @@
         </w:rPr>
       </w:pPr>
       <w:r>
-        <w:rPr>
-          <w:rFonts w:ascii="Times New Roman" w:hAnsi="Times New Roman" w:eastAsia="仿宋"/>
-          <w:sz w:val="28"/>
-        </w:rPr>
-        <w:t>五、使用学习工具：主界面提供六大学习功能卡片——笺卡（关键概念Q&amp;A翻转卡片，CSS 3D翻转动画）、考核（选择题自测+识海偏误图+研思足迹）、脉络图（Markdown生成+markmap.js SVG渲染）、析报（SSE流式结构化学术报告）、簿册（提取文档中的结构化数据）、览图（统计卡片+对比栏+概念流程可视化）。选中文档后即可使用任意功能。</w:t>
+        <w:t>主界面提供六大学习功能卡片，选中文档后即可使用任意功能：</w:t>
+      </w:r>
+    </w:p>
+    <w:p>
+      <w:r>
+        <w:t>- 笺卡：关键概念问答翻转卡片（CSS 3D 翻转动画）</w:t>
+      </w:r>
+    </w:p>
+    <w:p>
+      <w:r>
+        <w:t>- 考核：选择题自测 + 识海偏误图 + 研思足迹</w:t>
+      </w:r>
+    </w:p>
+    <w:p>
+      <w:r>
+        <w:t>- 脉络图：Markdown 生成 + markmap.js SVG 渲染</w:t>
+      </w:r>
+    </w:p>
+    <w:p>
+      <w:r>
+        <w:t>- 析报：SSE 流式结构化学术报告</w:t>
+      </w:r>
+    </w:p>
+    <w:p>
+      <w:r>
+        <w:t>- 簿册：提取文档中的结构化数据</w:t>
+      </w:r>
+    </w:p>
+    <w:p>
+      <w:r>
+        <w:t>- 览图：统计卡片 + 对比栏 + 概念流程可视化</w:t>
       </w:r>
     </w:p>
     <w:p>
@@ -1153,11 +1171,7 @@
         </w:rPr>
       </w:pPr>
       <w:r>
-        <w:rPr>
-          <w:rFonts w:ascii="Times New Roman" w:hAnsi="Times New Roman" w:eastAsia="仿宋"/>
-          <w:sz w:val="28"/>
-        </w:rPr>
-        <w:t>、前端层：采用纯HTML5+CSS3+JavaScript单文件架构，集成PDF.js开源库（Apache 2.0许可证）实现浏览器端PDF文本提取，集成ECharts数据可视化库实现学情分析雷达图。零构建工具、零npm依赖，一个HTML文件即可交付全部交互界面。</w:t>
+        <w:t>一、前端层：采用纯HTML5+CSS3+JavaScript单文件架构，集成PDF.js开源库（Apache 2.0许可证）实现浏览器端PDF文本提取，集成ECharts数据可视化库实现学情分析雷达图。零构建工具、零npm依赖，一个HTML文件即可交付全部交互界面。</w:t>
       </w:r>
     </w:p>
     <w:p>
@@ -1175,11 +1189,7 @@
         </w:rPr>
       </w:pPr>
       <w:r>
-        <w:rPr>
-          <w:rFonts w:ascii="Times New Roman" w:hAnsi="Times New Roman" w:eastAsia="仿宋"/>
-          <w:sz w:val="28"/>
-        </w:rPr>
-        <w:t>、后端层：采用FastAPI（Python异步Web框架）构建RESTful API，通过SSE（Server-Sent Events）协议实现大模型回答的流式传输，提供打字机式实时交互体验。配置CORS中间件，支持任意前端开发服务器访问后端。</w:t>
+        <w:t>二、后端层：采用FastAPI（Python异步Web框架）构建RESTful API，通过SSE（Server-Sent Events）协议实现大模型回答的流式传输，提供打字机式实时交互体验。配置CORS中间件，支持任意前端开发服务器访问后端。</w:t>
       </w:r>
     </w:p>
     <w:p>
@@ -1192,34 +1202,17 @@
         <w:jc w:val="both"/>
       </w:pPr>
       <w:r>
-        <w:rPr>
-          <w:rFonts w:hint="eastAsia" w:ascii="Times New Roman" w:hAnsi="Times New Roman" w:eastAsia="仿宋"/>
-          <w:sz w:val="28"/>
-          <w:lang w:eastAsia="zh-CN"/>
-        </w:rPr>
-        <w:t>（</w:t>
-      </w:r>
-      <w:r>
-        <w:rPr>
-          <w:rFonts w:ascii="Times New Roman" w:hAnsi="Times New Roman" w:eastAsia="仿宋"/>
-          <w:sz w:val="28"/>
-        </w:rPr>
-        <w:t>三</w:t>
-      </w:r>
-      <w:r>
-        <w:rPr>
-          <w:rFonts w:hint="eastAsia" w:ascii="Times New Roman" w:hAnsi="Times New Roman" w:eastAsia="仿宋"/>
-          <w:sz w:val="28"/>
-          <w:lang w:eastAsia="zh-CN"/>
-        </w:rPr>
-        <w:t>）</w:t>
-      </w:r>
-      <w:r>
-        <w:rPr>
-          <w:rFonts w:ascii="Times New Roman" w:hAnsi="Times New Roman" w:eastAsia="仿宋"/>
-          <w:sz w:val="28"/>
-        </w:rPr>
-        <w:t>、AI引擎层：嵌入模型选用北京智源人工智能研究院（BAAI）开源的bge-small-zh-v1.5中文语义模型（MIT许可证），在中文语义相似度评测中表现优异，模型体积仅约100MB，支持纯CPU推理，通过hf-mirror.com国内镜像加速下载；大语言模型通过OpenAI兼容API接入DeepSeek-Chat，支持128K上下文窗口。四、数据检索层：采用NumPy内存矩阵+余弦相似度算法实现轻量级向量检索。在小规模文档场景（&lt;10份PDF）下毫秒级响应，零外部向量数据库依赖。五、设计层：采用「水墨宣纸×天青温润」色彩系统——三层温差底色（水韵冷白/宣纸暖白/浮层白）构建空间层次，天青主调（#5A9BC8）替代传统靛青更加清透，古铜暖色（#C4A882）晕染旧书页质感，渐变淡出分隔线替代硬边框，营造安静专注的书斋学习氛围。</w:t>
+        <w:t>三、AI引擎层：嵌入模型选用北京智源人工智能研究院（BAAI）开源的bge-small-zh-v1.5中文语义模型（MIT许可证），在中文语义相似度评测中表现优异，模型体积仅约100MB，支持纯CPU推理，通过hf-mirror.com国内镜像加速下载；大语言模型通过OpenAI兼容API接入DeepSeek-Chat，支持128K上下文窗口。</w:t>
+      </w:r>
+    </w:p>
+    <w:p>
+      <w:r>
+        <w:t>四、数据检索层：采用NumPy内存矩阵+余弦相似度算法实现轻量级向量检索。在小规模文档场景（&lt;10份PDF）下毫秒级响应，零外部向量数据库依赖。</w:t>
+      </w:r>
+    </w:p>
+    <w:p>
+      <w:r>
+        <w:t>五、设计层：采用「水墨宣纸×天青温润」色彩系统——三层色温底色（水韵冷白/宣纸暖白/浮层白）构建空间层次，天青主调（#5A9BC8）替代传统靛青更加清透，古铜暖色（#C4A882）晕染旧书页质感，渐变淡出分隔线替代硬边框，营造安静专注的书斋学习氛围。</w:t>
       </w:r>
     </w:p>
     <w:p>
@@ -1257,54 +1250,15 @@
         </w:rPr>
       </w:pPr>
       <w:r>
-        <w:rPr>
-          <w:rFonts w:ascii="Times New Roman" w:hAnsi="Times New Roman" w:eastAsia="仿宋"/>
-          <w:sz w:val="28"/>
-        </w:rPr>
-        <w:t>径舟的整体架构采用浏览器/服务器（B/S）模式，前端为纯HTML5+pdf.js单文件应用，后端基于FastAPI异步框架，大语言模型通过OpenAI兼容API接入DeepSeek-Chat。系统核心流程分为文档处理、语义索引、跨文档检索、答案生成四个阶段</w:t>
-      </w:r>
-      <w:r>
-        <w:rPr>
-          <w:rFonts w:hint="eastAsia" w:ascii="Times New Roman" w:hAnsi="Times New Roman" w:eastAsia="仿宋"/>
-          <w:sz w:val="28"/>
-          <w:lang w:eastAsia="zh-CN"/>
-        </w:rPr>
-        <w:t>：</w:t>
-      </w:r>
-    </w:p>
-    <w:p>
-      <w:pPr>
-        <w:spacing w:line="300" w:lineRule="auto"/>
-      </w:pPr>
-      <w:r>
-        <w:rPr>
-          <w:rFonts w:hint="eastAsia" w:ascii="Times New Roman" w:hAnsi="Times New Roman" w:eastAsia="仿宋"/>
-          <w:sz w:val="28"/>
-          <w:lang w:eastAsia="zh-CN"/>
-        </w:rPr>
-        <w:t>（</w:t>
-      </w:r>
-      <w:r>
-        <w:rPr>
-          <w:rFonts w:ascii="Times New Roman" w:hAnsi="Times New Roman" w:eastAsia="仿宋"/>
-          <w:sz w:val="28"/>
-        </w:rPr>
-        <w:t>一</w:t>
-      </w:r>
-      <w:r>
-        <w:rPr>
-          <w:rFonts w:hint="eastAsia" w:ascii="Times New Roman" w:hAnsi="Times New Roman" w:eastAsia="仿宋"/>
-          <w:sz w:val="28"/>
-          <w:lang w:eastAsia="zh-CN"/>
-        </w:rPr>
-        <w:t>）</w:t>
-      </w:r>
-      <w:r>
-        <w:rPr>
-          <w:rFonts w:ascii="Times New Roman" w:hAnsi="Times New Roman" w:eastAsia="仿宋"/>
-          <w:sz w:val="28"/>
-        </w:rPr>
-        <w:t>、文档处理阶段：用户上传PDF文件后，前端使用pdf.js库逐页提取文本内容，经拼接后以JSON格式发送至后端/api/index接口。后端采用基于段落结构和句号切分的语义分块算法——首先按自然段落切分，再按2048字符窗口合并，确保单个语义块包含完整上下文；相邻块之间保留512字符重叠，避免语义边界截断。每个文档块数由文档长度自适应决定。</w:t>
+        <w:t>径舟采用 B/S 架构，前端为纯HTML5+pdf.js单文件应用，后端基于FastAPI异步框架，大语言模型通过OpenAI兼容API接入DeepSeek-Chat。系统核心流程分为文档处理、语义索引、跨文档检索、答案生成四个阶段：</w:t>
+      </w:r>
+    </w:p>
+    <w:p>
+      <w:pPr>
+        <w:spacing w:line="300" w:lineRule="auto"/>
+      </w:pPr>
+      <w:r>
+        <w:t>（一）、文档处理阶段：用户上传PDF文件后，前端使用pdf.js库逐页提取文本内容，经拼接后以JSON格式发送至后端/api/index接口。后端采用基于段落结构的语义分块算法——首先按自然段落切分，再按2048字符窗口合并，确保单个语义块包含完整上下文；相邻块之间保留512字符重叠，避免语义边界截断。每个文档块数由文档长度自适应决定。</w:t>
       </w:r>
     </w:p>
     <w:p>
@@ -1472,11 +1426,7 @@
         <w:spacing w:line="300" w:lineRule="auto"/>
       </w:pPr>
       <w:r>
-        <w:rPr>
-          <w:rFonts w:ascii="Times New Roman" w:hAnsi="Times New Roman" w:eastAsia="仿宋"/>
-          <w:sz w:val="28"/>
-        </w:rPr>
-        <w:t>二、架构极简化：在向量存储选型上，对比了ChromaDB和NumPy内存方案。ChromaDB作为专用向量数据库功能完善，但引入额外进程和持久化依赖。考虑到径舟的目标场景为个人学习（单次上传统计量&lt;10份PDF），NumPy内存余弦检索完全满足性能需求，且零外部依赖，最终选定NumPy方案。在嵌入模型选型上，放弃OpenAI Embedding API（需联网、有调用成本、数据出境），选用BAAI开源中文嵌入模型本地运行，通过hf-mirror.com国内镜像解决模型下载速度问题。</w:t>
+        <w:t>二、架构极简化：在向量存储选型上，对比了ChromaDB和NumPy内存方案。ChromaDB作为专用向量数据库功能完善，但引入额外进程和持久化依赖。考虑到径舟的目标场景为个人学习（单次上传统计量&lt;10份PDF），NumPy内存余弦检索完全满足性能需求，且零外部依赖，最终选定NumPy方案。在嵌入模型选型上，放弃 OpenAI Embedding API（需联网、有调用成本、数据需上传至境外服务器），选用BAAI开源中文嵌入模型本地运行，通过hf-mirror.com国内镜像解决模型下载速度问题。</w:t>
       </w:r>
     </w:p>
     <w:p>
@@ -1564,62 +1514,7 @@
         </w:rPr>
       </w:pPr>
       <w:r>
-        <w:rPr>
-          <w:rFonts w:hint="eastAsia" w:ascii="Times New Roman" w:hAnsi="Times New Roman" w:eastAsia="仿宋"/>
-          <w:sz w:val="28"/>
-          <w:lang w:eastAsia="zh-CN"/>
-        </w:rPr>
-        <w:t>（</w:t>
-      </w:r>
-      <w:r>
-        <w:rPr>
-          <w:rFonts w:ascii="Times New Roman" w:hAnsi="Times New Roman" w:eastAsia="仿宋"/>
-          <w:sz w:val="28"/>
-        </w:rPr>
-        <w:t>一）角色设定：小舟性情温润，言辞典雅，善用中国古典文风。回答问题时自称「小舟」，对用户以「公子/姑娘」相称，偶尔引用典故或诗句。这一设计通过System Prompt注入，使AI的陪伴感从功能层面升华为情感层面。</w:t>
-      </w:r>
-      <w:r>
-        <w:drawing>
-          <wp:inline distT="0" distB="0" distL="114300" distR="114300">
-            <wp:extent cx="5862320" cy="1291590"/>
-            <wp:effectExtent l="0" t="0" r="5080" b="3810"/>
-            <wp:docPr id="5" name="图片 5"/>
-            <wp:cNvGraphicFramePr>
-              <a:graphicFrameLocks xmlns:a="http://schemas.openxmlformats.org/drawingml/2006/main" noChangeAspect="1"/>
-            </wp:cNvGraphicFramePr>
-            <a:graphic xmlns:a="http://schemas.openxmlformats.org/drawingml/2006/main">
-              <a:graphicData uri="http://schemas.openxmlformats.org/drawingml/2006/picture">
-                <pic:pic xmlns:pic="http://schemas.openxmlformats.org/drawingml/2006/picture">
-                  <pic:nvPicPr>
-                    <pic:cNvPr id="5" name="图片 5"/>
-                    <pic:cNvPicPr>
-                      <a:picLocks noChangeAspect="1"/>
-                    </pic:cNvPicPr>
-                  </pic:nvPicPr>
-                  <pic:blipFill>
-                    <a:blip r:embed="rId7"/>
-                    <a:stretch>
-                      <a:fillRect/>
-                    </a:stretch>
-                  </pic:blipFill>
-                  <pic:spPr>
-                    <a:xfrm>
-                      <a:off x="0" y="0"/>
-                      <a:ext cx="5862320" cy="1291590"/>
-                    </a:xfrm>
-                    <a:prstGeom prst="rect">
-                      <a:avLst/>
-                    </a:prstGeom>
-                    <a:noFill/>
-                    <a:ln>
-                      <a:noFill/>
-                    </a:ln>
-                  </pic:spPr>
-                </pic:pic>
-              </a:graphicData>
-            </a:graphic>
-          </wp:inline>
-        </w:drawing>
+        <w:t>（一）角色设定：小舟性情温润，言辞典雅，善用中国古典文风。回答问题时自称「小舟」，对用户以「公子/姑娘」相称，偶尔引用典故或诗句。这一设计通过System Prompt注入，让交互更有温度。</w:t>
       </w:r>
     </w:p>
     <w:p>
@@ -1646,11 +1541,7 @@
         </w:rPr>
       </w:pPr>
       <w:r>
-        <w:rPr>
-          <w:rFonts w:ascii="Times New Roman" w:hAnsi="Times New Roman" w:eastAsia="仿宋"/>
-          <w:sz w:val="28"/>
-        </w:rPr>
-        <w:t>（二）古风文案体系：径舟摒弃了传统软件的现代口语化文案，全面采用书斋语境。上传称为「投卷入舱」，问答称为「择卷而问」，闪卡称为「笺卡」，测验称为「考核」，思维导图称为「脉络图」，报告称为「析报」，表格称为「簿册」，信息图称为「览图」。选项以甲/乙/丙/丁排列，提交称为「交卷」，得分称为「得第」。整个产品形成了统一的书斋叙事，让用户在使用过程中感受到文化沉浸。</w:t>
+        <w:t>（二）古风文案体系：径舟摒弃了传统软件的现代口语化文案，全面采用书斋语境。上传称为「投卷入舱」，问答称为「择卷而问」，闪卡称为「笺卡」，测验称为「考核」，思维导图称为「脉络图」，报告称为「析报」，表格称为「簿册」，信息图称为「览图」。选项以甲/乙/丙/丁排列，提交称为「交卷」，得分称为「得第」。整个产品营造统一的书斋氛围。</w:t>
       </w:r>
     </w:p>
     <w:p>
@@ -1714,23 +1605,7 @@
         </w:rPr>
       </w:pPr>
       <w:r>
-        <w:rPr>
-          <w:rFonts w:hint="eastAsia" w:ascii="黑体" w:hAnsi="黑体" w:eastAsia="黑体" w:cs="黑体"/>
-        </w:rPr>
-        <w:t>图</w:t>
-      </w:r>
-      <w:r>
-        <w:rPr>
-          <w:rFonts w:hint="eastAsia" w:ascii="黑体" w:hAnsi="黑体" w:eastAsia="黑体" w:cs="黑体"/>
-          <w:lang w:val="en-US" w:eastAsia="zh-CN"/>
-        </w:rPr>
-        <w:t>2</w:t>
-      </w:r>
-      <w:r>
-        <w:rPr>
-          <w:rFonts w:hint="eastAsia" w:ascii="黑体" w:hAnsi="黑体" w:eastAsia="黑体" w:cs="黑体"/>
-        </w:rPr>
-        <w:t xml:space="preserve">  识海偏误图——学情分析雷达可视化</w:t>
+        <w:t>图2  古风文案与对话界面示例</w:t>
       </w:r>
     </w:p>
     <w:p>
@@ -1842,24 +1717,17 @@
       </w:r>
     </w:p>
     <w:p>
+      <w:r>
+        <w:t>产品特色与推广价值</w:t>
+      </w:r>
+    </w:p>
+    <w:p>
       <w:pPr>
         <w:spacing w:line="300" w:lineRule="auto"/>
         <w:ind w:left="0" w:leftChars="0" w:firstLine="560" w:firstLineChars="200"/>
       </w:pPr>
       <w:r>
-        <w:rPr>
-          <w:rFonts w:hint="eastAsia" w:ascii="Times New Roman" w:hAnsi="Times New Roman" w:eastAsia="仿宋"/>
-          <w:sz w:val="28"/>
-          <w:lang w:val="en-US" w:eastAsia="zh-CN"/>
-        </w:rPr>
-        <w:t>六</w:t>
-      </w:r>
-      <w:r>
-        <w:rPr>
-          <w:rFonts w:ascii="Times New Roman" w:hAnsi="Times New Roman" w:eastAsia="仿宋"/>
-          <w:sz w:val="28"/>
-        </w:rPr>
-        <w:t>、智慧教育特色功能：径舟不只是问答工具，更是覆盖「学—练—测—诊」全链路的智慧学习系统。与腾讯ima（智能工作台）相比，径舟在教育教学场景的深度上具有显著优势：</w:t>
+        <w:t>一、智慧教育特色功能：径舟不只是问答工具，更是覆盖「学—练—测—诊」全链路的智慧学习系统。与腾讯ima（智能工作台）相比，径舟在教育教学场景的深度上具有显著优势：</w:t>
       </w:r>
     </w:p>
     <w:p>
@@ -2173,39 +2041,15 @@
         <w:spacing w:line="300" w:lineRule="auto"/>
       </w:pPr>
       <w:r>
-        <w:rPr>
-          <w:rFonts w:hint="eastAsia" w:ascii="Times New Roman" w:hAnsi="Times New Roman" w:eastAsia="仿宋"/>
-          <w:sz w:val="28"/>
-          <w:lang w:val="en-US" w:eastAsia="zh-CN"/>
-        </w:rPr>
-        <w:t>七</w:t>
-      </w:r>
-      <w:r>
-        <w:rPr>
-          <w:rFonts w:ascii="Times New Roman" w:hAnsi="Times New Roman" w:eastAsia="仿宋"/>
-          <w:sz w:val="28"/>
-        </w:rPr>
-        <w:t>、教学场景适配：径舟覆盖期末复习（上传课件/笔记/教材，跨资料提问）、论文研读（多篇论文对比观点与实验结论）、竞赛备赛（历年真题定向检索）、课堂辅助（教师分享资料，学生课后自主提问）四大场景，支持本地运行，适合教室、图书馆等网络受限环境。ima更侧重于职场知识管理和信息检索，缺少针对学生群体的专项学习功能。</w:t>
-      </w:r>
-    </w:p>
-    <w:p>
-      <w:pPr>
-        <w:spacing w:line="300" w:lineRule="auto"/>
-      </w:pPr>
-      <w:r>
-        <w:rPr>
-          <w:rFonts w:hint="eastAsia" w:ascii="Times New Roman" w:hAnsi="Times New Roman" w:eastAsia="仿宋"/>
-          <w:sz w:val="28"/>
-          <w:lang w:val="en-US" w:eastAsia="zh-CN"/>
-        </w:rPr>
-        <w:t>八</w:t>
-      </w:r>
-      <w:r>
-        <w:rPr>
-          <w:rFonts w:ascii="Times New Roman" w:hAnsi="Times New Roman" w:eastAsia="仿宋"/>
-          <w:sz w:val="28"/>
-        </w:rPr>
-        <w:t>、推广价值：径舟不做学科限定——理工科教材与论文、文科史料与文献、职业技能培训资料均可使用。轻量化的技术架构使其可部署于普通教学机房和学生个人电脑，为教育资源不均衡地区的学校提供低门槛的AI辅助学习入口。模块化的API设计（7大功能端点，每个功能独立封装）使得后续可灵活扩展新功能，如对话历史持久化、学习笔记导出、知识图谱渲染等，具备作为开源教育工具的长期发展潜力。</w:t>
+        <w:t>二、教学场景适配：径舟覆盖期末复习（上传课件/笔记/教材，跨资料提问）、论文研读（多篇论文对比观点与实验结论）、竞赛备赛（历年真题定向检索）、课堂辅助（教师分享资料，学生课后自主提问）四大场景，支持本地运行，适合教室、图书馆等网络受限环境。ima更侧重于职场知识管理和信息检索，缺少针对学生群体的专项学习功能。</w:t>
+      </w:r>
+    </w:p>
+    <w:p>
+      <w:pPr>
+        <w:spacing w:line="300" w:lineRule="auto"/>
+      </w:pPr>
+      <w:r>
+        <w:t>三、推广价值：径舟不做学科限定——理工科教材与论文、文科史料与文献、职业技能培训资料均可使用。轻量化的技术架构使其可部署于普通教学机房和学生个人电脑，降低 AI 辅助学习门槛。模块化的 API 设计（8 大功能端点，每个功能独立封装）使得后续可灵活扩展新功能，如对话历史持久化、学习笔记导出、知识图谱渲染等，具备作为开源教育工具的长期发展潜力。</w:t>
       </w:r>
     </w:p>
     <w:p>
@@ -2220,12 +2064,7 @@
         </w:rPr>
       </w:pPr>
       <w:r>
-        <w:rPr>
-          <w:rFonts w:ascii="Times New Roman" w:hAnsi="Times New Roman" w:eastAsia="黑体"/>
-          <w:b/>
-          <w:sz w:val="32"/>
-        </w:rPr>
-        <w:t>八、其他说明</w:t>
+        <w:t>四、其他说明</w:t>
       </w:r>
     </w:p>
     <w:p>
@@ -2238,11 +2077,7 @@
         </w:rPr>
       </w:pPr>
       <w:r>
-        <w:rPr>
-          <w:rFonts w:ascii="Times New Roman" w:hAnsi="Times New Roman" w:eastAsia="仿宋"/>
-          <w:sz w:val="28"/>
-        </w:rPr>
-        <w:t>（一）命名寓意：「径舟」取自唐代韩愈名句「书山有路勤为径，学海无涯苦做舟」。其中「径」代表学习的路径和方法，「舟」代表承载知识的工具与陪伴。团队希望径舟不仅是一个软件，更是学海中的一叶扁舟，载学生渡过知识的长河。</w:t>
+        <w:t>（一）命名寓意：「径舟」取自唐代韩愈名句「书山有路勤为径，学海无涯苦作舟」。其中「径」代表学习的路径和方法，「舟」代表承载知识的工具与陪伴。团队希望径舟不仅是一个软件，更是学海中的一叶扁舟，载学生渡过知识的长河。</w:t>
       </w:r>
     </w:p>
     <w:p>
@@ -2332,19 +2167,7 @@
         </w:rPr>
       </w:pPr>
       <w:r>
-        <w:rPr>
-          <w:rFonts w:hint="eastAsia" w:ascii="Times New Roman" w:hAnsi="Times New Roman" w:eastAsia="仿宋"/>
-          <w:sz w:val="28"/>
-          <w:lang w:eastAsia="zh-CN"/>
-        </w:rPr>
-        <w:t>（</w:t>
-      </w:r>
-      <w:r>
-        <w:rPr>
-          <w:rFonts w:ascii="Times New Roman" w:hAnsi="Times New Roman" w:eastAsia="仿宋"/>
-          <w:sz w:val="28"/>
-        </w:rPr>
-        <w:t>三）测试情况：项目已完成功能测试、兼容性测试和性能测试。功能测试覆盖7大API端点（投卷、问答、笺卡、考核、脉络图、析报、簿册、览图）的全部流程；兼容性测试在Windows 10/11+Chrome/Edge/Firefox环境下通过；性能测试显示，5 MB PDF文档的索引时间约3秒，问答响应时间约1-2秒（不含LLM生成时间），满足日常使用需求。</w:t>
+        <w:t>（三）测试情况：项目已完成功能测试、兼容性测试和性能测试。功能测试覆盖8个API端点（投卷、问答、笺卡、考核、脉络图、析报、簿册、览图）的全部流程；兼容性测试在Windows 10/11+Chrome/Edge/Firefox环境下通过；性能测试显示，5 MB PDF文档的索引时间约3秒，问答响应时间约1-2秒（不含LLM生成时间），满足日常使用需求。</w:t>
       </w:r>
     </w:p>
     <w:p>
